--- a/flow/20230914_vu_template/drafts/2024-11-u/07-ЧТ-33_Мілетині.docx
+++ b/flow/20230914_vu_template/drafts/2024-11-u/07-ЧТ-33_Мілетині.docx
@@ -10137,12 +10137,8 @@
     </w:p>
     <w:p>
       <w:pPr>
-        <w:spacing w:after="120"/>
-        <w:rPr>
-          <w:rFonts w:ascii="Times New Roman" w:hAnsi="Times New Roman"/>
-          <w:sz w:val="24"/>
-          <w:szCs w:val="24"/>
-        </w:rPr>
+        <w:pStyle w:val="Normal"/>
+        <w:spacing w:after="120"/>
       </w:pPr>
       <w:r>
         <w:rPr>
@@ -10150,15 +10146,24 @@
           <w:b/>
           <w:color w:val="000000"/>
           <w:sz w:val="24"/>
-          <w:szCs w:val="24"/>
-        </w:rPr>
-        <w:t>Го</w:t>
-      </w:r>
-      <w:r>
-        <w:rPr>
-          <w:rFonts w:ascii="Times New Roman" w:hAnsi="Times New Roman"/>
-          <w:sz w:val="24"/>
-          <w:szCs w:val="24"/>
+        </w:rPr>
+        <w:t xml:space="preserve">Го́споди, взива́ю я до Те́бе, ви́слухай мене́.* </w:t>
+      </w:r>
+      <w:r>
+        <w:rPr>
+          <w:rFonts w:ascii="Times New Roman" w:hAnsi="Times New Roman"/>
+          <w:b/>
+          <w:color w:val="000000"/>
+          <w:sz w:val="24"/>
+        </w:rPr>
+        <w:t>Ви</w:t>
+      </w:r>
+      <w:r>
+        <w:rPr>
+          <w:rFonts w:ascii="Times New Roman" w:hAnsi="Times New Roman"/>
+          <w:b/>
+          <w:color w:val="000000"/>
+          <w:sz w:val="24"/>
         </w:rPr>
         <w:t>́</w:t>
       </w:r>
@@ -10168,15 +10173,69 @@
           <w:b/>
           <w:color w:val="000000"/>
           <w:sz w:val="24"/>
-          <w:szCs w:val="24"/>
+        </w:rPr>
+        <w:t>слухай мене</w:t>
+      </w:r>
+      <w:r>
+        <w:rPr>
+          <w:rFonts w:ascii="Times New Roman" w:hAnsi="Times New Roman"/>
+          <w:b/>
+          <w:color w:val="000000"/>
+          <w:sz w:val="24"/>
+        </w:rPr>
+        <w:t>́</w:t>
+      </w:r>
+      <w:r>
+        <w:rPr>
+          <w:rFonts w:ascii="Times New Roman" w:hAnsi="Times New Roman"/>
+          <w:b/>
+          <w:color w:val="000000"/>
+          <w:sz w:val="24"/>
+        </w:rPr>
+        <w:t>, Го</w:t>
+      </w:r>
+      <w:r>
+        <w:rPr>
+          <w:rFonts w:ascii="Times New Roman" w:hAnsi="Times New Roman"/>
+          <w:b/>
+          <w:color w:val="000000"/>
+          <w:sz w:val="24"/>
+        </w:rPr>
+        <w:t>́</w:t>
+      </w:r>
+      <w:r>
+        <w:rPr>
+          <w:rFonts w:ascii="Times New Roman" w:hAnsi="Times New Roman"/>
+          <w:b/>
+          <w:color w:val="000000"/>
+          <w:sz w:val="24"/>
+        </w:rPr>
+        <w:t>споди.* Го</w:t>
+      </w:r>
+      <w:r>
+        <w:rPr>
+          <w:rFonts w:ascii="Times New Roman" w:hAnsi="Times New Roman"/>
+          <w:b/>
+          <w:color w:val="000000"/>
+          <w:sz w:val="24"/>
+        </w:rPr>
+        <w:t>́</w:t>
+      </w:r>
+      <w:r>
+        <w:rPr>
+          <w:rFonts w:ascii="Times New Roman" w:hAnsi="Times New Roman"/>
+          <w:b/>
+          <w:color w:val="000000"/>
+          <w:sz w:val="24"/>
         </w:rPr>
         <w:t>споди, взива</w:t>
       </w:r>
       <w:r>
         <w:rPr>
           <w:rFonts w:ascii="Times New Roman" w:hAnsi="Times New Roman"/>
-          <w:sz w:val="24"/>
-          <w:szCs w:val="24"/>
+          <w:b/>
+          <w:color w:val="000000"/>
+          <w:sz w:val="24"/>
         </w:rPr>
         <w:t>́</w:t>
       </w:r>
@@ -10186,15 +10245,15 @@
           <w:b/>
           <w:color w:val="000000"/>
           <w:sz w:val="24"/>
-          <w:szCs w:val="24"/>
         </w:rPr>
         <w:t>ю я до Те</w:t>
       </w:r>
       <w:r>
         <w:rPr>
           <w:rFonts w:ascii="Times New Roman" w:hAnsi="Times New Roman"/>
-          <w:sz w:val="24"/>
-          <w:szCs w:val="24"/>
+          <w:b/>
+          <w:color w:val="000000"/>
+          <w:sz w:val="24"/>
         </w:rPr>
         <w:t>́</w:t>
       </w:r>
@@ -10204,15 +10263,15 @@
           <w:b/>
           <w:color w:val="000000"/>
           <w:sz w:val="24"/>
-          <w:szCs w:val="24"/>
         </w:rPr>
         <w:t>бе, ви</w:t>
       </w:r>
       <w:r>
         <w:rPr>
           <w:rFonts w:ascii="Times New Roman" w:hAnsi="Times New Roman"/>
-          <w:sz w:val="24"/>
-          <w:szCs w:val="24"/>
+          <w:b/>
+          <w:color w:val="000000"/>
+          <w:sz w:val="24"/>
         </w:rPr>
         <w:t>́</w:t>
       </w:r>
@@ -10222,15 +10281,15 @@
           <w:b/>
           <w:color w:val="000000"/>
           <w:sz w:val="24"/>
-          <w:szCs w:val="24"/>
         </w:rPr>
         <w:t>слухай мене</w:t>
       </w:r>
       <w:r>
         <w:rPr>
           <w:rFonts w:ascii="Times New Roman" w:hAnsi="Times New Roman"/>
-          <w:sz w:val="24"/>
-          <w:szCs w:val="24"/>
+          <w:b/>
+          <w:color w:val="000000"/>
+          <w:sz w:val="24"/>
         </w:rPr>
         <w:t>́</w:t>
       </w:r>
@@ -10240,15 +10299,15 @@
           <w:b/>
           <w:color w:val="000000"/>
           <w:sz w:val="24"/>
-          <w:szCs w:val="24"/>
-        </w:rPr>
-        <w:t>.* Ви</w:t>
-      </w:r>
-      <w:r>
-        <w:rPr>
-          <w:rFonts w:ascii="Times New Roman" w:hAnsi="Times New Roman"/>
-          <w:sz w:val="24"/>
-          <w:szCs w:val="24"/>
+        </w:rPr>
+        <w:t>.* Почу</w:t>
+      </w:r>
+      <w:r>
+        <w:rPr>
+          <w:rFonts w:ascii="Times New Roman" w:hAnsi="Times New Roman"/>
+          <w:b/>
+          <w:color w:val="000000"/>
+          <w:sz w:val="24"/>
         </w:rPr>
         <w:t>́</w:t>
       </w:r>
@@ -10258,15 +10317,15 @@
           <w:b/>
           <w:color w:val="000000"/>
           <w:sz w:val="24"/>
-          <w:szCs w:val="24"/>
-        </w:rPr>
-        <w:t>слухай мене, Го</w:t>
-      </w:r>
-      <w:r>
-        <w:rPr>
-          <w:rFonts w:ascii="Times New Roman" w:hAnsi="Times New Roman"/>
-          <w:sz w:val="24"/>
-          <w:szCs w:val="24"/>
+        </w:rPr>
+        <w:t>й го</w:t>
+      </w:r>
+      <w:r>
+        <w:rPr>
+          <w:rFonts w:ascii="Times New Roman" w:hAnsi="Times New Roman"/>
+          <w:b/>
+          <w:color w:val="000000"/>
+          <w:sz w:val="24"/>
         </w:rPr>
         <w:t>́</w:t>
       </w:r>
@@ -10276,15 +10335,15 @@
           <w:b/>
           <w:color w:val="000000"/>
           <w:sz w:val="24"/>
-          <w:szCs w:val="24"/>
-        </w:rPr>
-        <w:t>споди.* Го</w:t>
-      </w:r>
-      <w:r>
-        <w:rPr>
-          <w:rFonts w:ascii="Times New Roman" w:hAnsi="Times New Roman"/>
-          <w:sz w:val="24"/>
-          <w:szCs w:val="24"/>
+        </w:rPr>
+        <w:t>лос молі</w:t>
+      </w:r>
+      <w:r>
+        <w:rPr>
+          <w:rFonts w:ascii="Times New Roman" w:hAnsi="Times New Roman"/>
+          <w:b/>
+          <w:color w:val="000000"/>
+          <w:sz w:val="24"/>
         </w:rPr>
         <w:t>́</w:t>
       </w:r>
@@ -10294,15 +10353,15 @@
           <w:b/>
           <w:color w:val="000000"/>
           <w:sz w:val="24"/>
-          <w:szCs w:val="24"/>
-        </w:rPr>
-        <w:t>споди, взива</w:t>
-      </w:r>
-      <w:r>
-        <w:rPr>
-          <w:rFonts w:ascii="Times New Roman" w:hAnsi="Times New Roman"/>
-          <w:sz w:val="24"/>
-          <w:szCs w:val="24"/>
+        </w:rPr>
+        <w:t>ння мого</w:t>
+      </w:r>
+      <w:r>
+        <w:rPr>
+          <w:rFonts w:ascii="Times New Roman" w:hAnsi="Times New Roman"/>
+          <w:b/>
+          <w:color w:val="000000"/>
+          <w:sz w:val="24"/>
         </w:rPr>
         <w:t>́</w:t>
       </w:r>
@@ -10312,15 +10371,15 @@
           <w:b/>
           <w:color w:val="000000"/>
           <w:sz w:val="24"/>
-          <w:szCs w:val="24"/>
-        </w:rPr>
-        <w:t>ю я до Те</w:t>
-      </w:r>
-      <w:r>
-        <w:rPr>
-          <w:rFonts w:ascii="Times New Roman" w:hAnsi="Times New Roman"/>
-          <w:sz w:val="24"/>
-          <w:szCs w:val="24"/>
+        </w:rPr>
+        <w:t>,* коли</w:t>
+      </w:r>
+      <w:r>
+        <w:rPr>
+          <w:rFonts w:ascii="Times New Roman" w:hAnsi="Times New Roman"/>
+          <w:b/>
+          <w:color w:val="000000"/>
+          <w:sz w:val="24"/>
         </w:rPr>
         <w:t>́</w:t>
       </w:r>
@@ -10330,15 +10389,15 @@
           <w:b/>
           <w:color w:val="000000"/>
           <w:sz w:val="24"/>
-          <w:szCs w:val="24"/>
-        </w:rPr>
-        <w:t>бе, ви</w:t>
-      </w:r>
-      <w:r>
-        <w:rPr>
-          <w:rFonts w:ascii="Times New Roman" w:hAnsi="Times New Roman"/>
-          <w:sz w:val="24"/>
-          <w:szCs w:val="24"/>
+        </w:rPr>
+        <w:t xml:space="preserve"> взива</w:t>
+      </w:r>
+      <w:r>
+        <w:rPr>
+          <w:rFonts w:ascii="Times New Roman" w:hAnsi="Times New Roman"/>
+          <w:b/>
+          <w:color w:val="000000"/>
+          <w:sz w:val="24"/>
         </w:rPr>
         <w:t>́</w:t>
       </w:r>
@@ -10348,15 +10407,51 @@
           <w:b/>
           <w:color w:val="000000"/>
           <w:sz w:val="24"/>
-          <w:szCs w:val="24"/>
+        </w:rPr>
+        <w:t>ю до Те</w:t>
+      </w:r>
+      <w:r>
+        <w:rPr>
+          <w:rFonts w:ascii="Times New Roman" w:hAnsi="Times New Roman"/>
+          <w:b/>
+          <w:color w:val="000000"/>
+          <w:sz w:val="24"/>
+        </w:rPr>
+        <w:t>́</w:t>
+      </w:r>
+      <w:r>
+        <w:rPr>
+          <w:rFonts w:ascii="Times New Roman" w:hAnsi="Times New Roman"/>
+          <w:b/>
+          <w:color w:val="000000"/>
+          <w:sz w:val="24"/>
+        </w:rPr>
+        <w:t>бе.* Ви</w:t>
+      </w:r>
+      <w:r>
+        <w:rPr>
+          <w:rFonts w:ascii="Times New Roman" w:hAnsi="Times New Roman"/>
+          <w:b/>
+          <w:color w:val="000000"/>
+          <w:sz w:val="24"/>
+        </w:rPr>
+        <w:t>́</w:t>
+      </w:r>
+      <w:r>
+        <w:rPr>
+          <w:rFonts w:ascii="Times New Roman" w:hAnsi="Times New Roman"/>
+          <w:b/>
+          <w:color w:val="000000"/>
+          <w:sz w:val="24"/>
         </w:rPr>
         <w:t>слухай мене</w:t>
       </w:r>
       <w:r>
         <w:rPr>
           <w:rFonts w:ascii="Times New Roman" w:hAnsi="Times New Roman"/>
-          <w:sz w:val="24"/>
-          <w:szCs w:val="24"/>
+          <w:b/>
+          <w:color w:val="000000"/>
+          <w:sz w:val="24"/>
         </w:rPr>
         <w:t>́</w:t>
       </w:r>
@@ -10366,15 +10461,15 @@
           <w:b/>
           <w:color w:val="000000"/>
           <w:sz w:val="24"/>
-          <w:szCs w:val="24"/>
-        </w:rPr>
-        <w:t>.* Почу</w:t>
-      </w:r>
-      <w:r>
-        <w:rPr>
-          <w:rFonts w:ascii="Times New Roman" w:hAnsi="Times New Roman"/>
-          <w:sz w:val="24"/>
-          <w:szCs w:val="24"/>
+        </w:rPr>
+        <w:t>, Го</w:t>
+      </w:r>
+      <w:r>
+        <w:rPr>
+          <w:rFonts w:ascii="Times New Roman" w:hAnsi="Times New Roman"/>
+          <w:b/>
+          <w:color w:val="000000"/>
+          <w:sz w:val="24"/>
         </w:rPr>
         <w:t>́</w:t>
       </w:r>
@@ -10384,15 +10479,30 @@
           <w:b/>
           <w:color w:val="000000"/>
           <w:sz w:val="24"/>
-          <w:szCs w:val="24"/>
-        </w:rPr>
-        <w:t>й го</w:t>
-      </w:r>
-      <w:r>
-        <w:rPr>
-          <w:rFonts w:ascii="Times New Roman" w:hAnsi="Times New Roman"/>
-          <w:sz w:val="24"/>
-          <w:szCs w:val="24"/>
+        </w:rPr>
+        <w:t>споди.</w:t>
+      </w:r>
+    </w:p>
+    <w:p>
+      <w:pPr>
+        <w:pStyle w:val="Normal"/>
+        <w:spacing w:after="120"/>
+      </w:pPr>
+      <w:r>
+        <w:rPr>
+          <w:rFonts w:ascii="Times New Roman" w:hAnsi="Times New Roman"/>
+          <w:b/>
+          <w:color w:val="000000"/>
+          <w:sz w:val="24"/>
+        </w:rPr>
+        <w:t>Неха</w:t>
+      </w:r>
+      <w:r>
+        <w:rPr>
+          <w:rFonts w:ascii="Times New Roman" w:hAnsi="Times New Roman"/>
+          <w:b/>
+          <w:color w:val="000000"/>
+          <w:sz w:val="24"/>
         </w:rPr>
         <w:t>́</w:t>
       </w:r>
@@ -10402,15 +10512,15 @@
           <w:b/>
           <w:color w:val="000000"/>
           <w:sz w:val="24"/>
-          <w:szCs w:val="24"/>
-        </w:rPr>
-        <w:t>лос молі</w:t>
-      </w:r>
-      <w:r>
-        <w:rPr>
-          <w:rFonts w:ascii="Times New Roman" w:hAnsi="Times New Roman"/>
-          <w:sz w:val="24"/>
-          <w:szCs w:val="24"/>
+        </w:rPr>
+        <w:t>й піднесе</w:t>
+      </w:r>
+      <w:r>
+        <w:rPr>
+          <w:rFonts w:ascii="Times New Roman" w:hAnsi="Times New Roman"/>
+          <w:b/>
+          <w:color w:val="000000"/>
+          <w:sz w:val="24"/>
         </w:rPr>
         <w:t>́</w:t>
       </w:r>
@@ -10420,15 +10530,15 @@
           <w:b/>
           <w:color w:val="000000"/>
           <w:sz w:val="24"/>
-          <w:szCs w:val="24"/>
-        </w:rPr>
-        <w:t>ння мого</w:t>
-      </w:r>
-      <w:r>
-        <w:rPr>
-          <w:rFonts w:ascii="Times New Roman" w:hAnsi="Times New Roman"/>
-          <w:sz w:val="24"/>
-          <w:szCs w:val="24"/>
+        </w:rPr>
+        <w:t>ться моли</w:t>
+      </w:r>
+      <w:r>
+        <w:rPr>
+          <w:rFonts w:ascii="Times New Roman" w:hAnsi="Times New Roman"/>
+          <w:b/>
+          <w:color w:val="000000"/>
+          <w:sz w:val="24"/>
         </w:rPr>
         <w:t>́</w:t>
       </w:r>
@@ -10438,15 +10548,15 @@
           <w:b/>
           <w:color w:val="000000"/>
           <w:sz w:val="24"/>
-          <w:szCs w:val="24"/>
-        </w:rPr>
-        <w:t>,* коли</w:t>
-      </w:r>
-      <w:r>
-        <w:rPr>
-          <w:rFonts w:ascii="Times New Roman" w:hAnsi="Times New Roman"/>
-          <w:sz w:val="24"/>
-          <w:szCs w:val="24"/>
+        </w:rPr>
+        <w:t>тва моя</w:t>
+      </w:r>
+      <w:r>
+        <w:rPr>
+          <w:rFonts w:ascii="Times New Roman" w:hAnsi="Times New Roman"/>
+          <w:b/>
+          <w:color w:val="000000"/>
+          <w:sz w:val="24"/>
         </w:rPr>
         <w:t>́</w:t>
       </w:r>
@@ -10456,15 +10566,15 @@
           <w:b/>
           <w:color w:val="000000"/>
           <w:sz w:val="24"/>
-          <w:szCs w:val="24"/>
-        </w:rPr>
-        <w:t xml:space="preserve"> взива</w:t>
-      </w:r>
-      <w:r>
-        <w:rPr>
-          <w:rFonts w:ascii="Times New Roman" w:hAnsi="Times New Roman"/>
-          <w:sz w:val="24"/>
-          <w:szCs w:val="24"/>
+        </w:rPr>
+        <w:t>,* мов кади</w:t>
+      </w:r>
+      <w:r>
+        <w:rPr>
+          <w:rFonts w:ascii="Times New Roman" w:hAnsi="Times New Roman"/>
+          <w:b/>
+          <w:color w:val="000000"/>
+          <w:sz w:val="24"/>
         </w:rPr>
         <w:t>́</w:t>
       </w:r>
@@ -10474,15 +10584,15 @@
           <w:b/>
           <w:color w:val="000000"/>
           <w:sz w:val="24"/>
-          <w:szCs w:val="24"/>
-        </w:rPr>
-        <w:t>ю до Те</w:t>
-      </w:r>
-      <w:r>
-        <w:rPr>
-          <w:rFonts w:ascii="Times New Roman" w:hAnsi="Times New Roman"/>
-          <w:sz w:val="24"/>
-          <w:szCs w:val="24"/>
+        </w:rPr>
+        <w:t>ло пе</w:t>
+      </w:r>
+      <w:r>
+        <w:rPr>
+          <w:rFonts w:ascii="Times New Roman" w:hAnsi="Times New Roman"/>
+          <w:b/>
+          <w:color w:val="000000"/>
+          <w:sz w:val="24"/>
         </w:rPr>
         <w:t>́</w:t>
       </w:r>
@@ -10492,15 +10602,15 @@
           <w:b/>
           <w:color w:val="000000"/>
           <w:sz w:val="24"/>
-          <w:szCs w:val="24"/>
-        </w:rPr>
-        <w:t>бе.* Ви</w:t>
-      </w:r>
-      <w:r>
-        <w:rPr>
-          <w:rFonts w:ascii="Times New Roman" w:hAnsi="Times New Roman"/>
-          <w:sz w:val="24"/>
-          <w:szCs w:val="24"/>
+        </w:rPr>
+        <w:t>ред Тобо</w:t>
+      </w:r>
+      <w:r>
+        <w:rPr>
+          <w:rFonts w:ascii="Times New Roman" w:hAnsi="Times New Roman"/>
+          <w:b/>
+          <w:color w:val="000000"/>
+          <w:sz w:val="24"/>
         </w:rPr>
         <w:t>́</w:t>
       </w:r>
@@ -10510,15 +10620,114 @@
           <w:b/>
           <w:color w:val="000000"/>
           <w:sz w:val="24"/>
-          <w:szCs w:val="24"/>
+        </w:rPr>
+        <w:t>ю;* підно</w:t>
+      </w:r>
+      <w:r>
+        <w:rPr>
+          <w:rFonts w:ascii="Times New Roman" w:hAnsi="Times New Roman"/>
+          <w:b/>
+          <w:color w:val="000000"/>
+          <w:sz w:val="24"/>
+        </w:rPr>
+        <w:t>́</w:t>
+      </w:r>
+      <w:r>
+        <w:rPr>
+          <w:rFonts w:ascii="Times New Roman" w:hAnsi="Times New Roman"/>
+          <w:b/>
+          <w:color w:val="000000"/>
+          <w:sz w:val="24"/>
+        </w:rPr>
+        <w:t>шення рук мої</w:t>
+      </w:r>
+      <w:r>
+        <w:rPr>
+          <w:rFonts w:ascii="Times New Roman" w:hAnsi="Times New Roman"/>
+          <w:b/>
+          <w:color w:val="000000"/>
+          <w:sz w:val="24"/>
+        </w:rPr>
+        <w:t>́</w:t>
+      </w:r>
+      <w:r>
+        <w:rPr>
+          <w:rFonts w:ascii="Times New Roman" w:hAnsi="Times New Roman"/>
+          <w:b/>
+          <w:color w:val="000000"/>
+          <w:sz w:val="24"/>
+        </w:rPr>
+        <w:t>х,* як же</w:t>
+      </w:r>
+      <w:r>
+        <w:rPr>
+          <w:rFonts w:ascii="Times New Roman" w:hAnsi="Times New Roman"/>
+          <w:b/>
+          <w:color w:val="000000"/>
+          <w:sz w:val="24"/>
+        </w:rPr>
+        <w:t>́</w:t>
+      </w:r>
+      <w:r>
+        <w:rPr>
+          <w:rFonts w:ascii="Times New Roman" w:hAnsi="Times New Roman"/>
+          <w:b/>
+          <w:color w:val="000000"/>
+          <w:sz w:val="24"/>
+        </w:rPr>
+        <w:t>ртва вечі</w:t>
+      </w:r>
+      <w:r>
+        <w:rPr>
+          <w:rFonts w:ascii="Times New Roman" w:hAnsi="Times New Roman"/>
+          <w:b/>
+          <w:color w:val="000000"/>
+          <w:sz w:val="24"/>
+        </w:rPr>
+        <w:t>́</w:t>
+      </w:r>
+      <w:r>
+        <w:rPr>
+          <w:rFonts w:ascii="Times New Roman" w:hAnsi="Times New Roman"/>
+          <w:b/>
+          <w:color w:val="000000"/>
+          <w:sz w:val="24"/>
+        </w:rPr>
+        <w:t xml:space="preserve">рня.* </w:t>
+      </w:r>
+      <w:r>
+        <w:rPr>
+          <w:rFonts w:ascii="Times New Roman" w:hAnsi="Times New Roman"/>
+          <w:b/>
+          <w:color w:val="000000"/>
+          <w:sz w:val="24"/>
+        </w:rPr>
+        <w:t>Ви</w:t>
+      </w:r>
+      <w:r>
+        <w:rPr>
+          <w:rFonts w:ascii="Times New Roman" w:hAnsi="Times New Roman"/>
+          <w:b/>
+          <w:color w:val="000000"/>
+          <w:sz w:val="24"/>
+        </w:rPr>
+        <w:t>́</w:t>
+      </w:r>
+      <w:r>
+        <w:rPr>
+          <w:rFonts w:ascii="Times New Roman" w:hAnsi="Times New Roman"/>
+          <w:b/>
+          <w:color w:val="000000"/>
+          <w:sz w:val="24"/>
         </w:rPr>
         <w:t>слухай мене</w:t>
       </w:r>
       <w:r>
         <w:rPr>
           <w:rFonts w:ascii="Times New Roman" w:hAnsi="Times New Roman"/>
-          <w:sz w:val="24"/>
-          <w:szCs w:val="24"/>
+          <w:b/>
+          <w:color w:val="000000"/>
+          <w:sz w:val="24"/>
         </w:rPr>
         <w:t>́</w:t>
       </w:r>
@@ -10528,15 +10737,15 @@
           <w:b/>
           <w:color w:val="000000"/>
           <w:sz w:val="24"/>
-          <w:szCs w:val="24"/>
         </w:rPr>
         <w:t>, Го</w:t>
       </w:r>
       <w:r>
         <w:rPr>
           <w:rFonts w:ascii="Times New Roman" w:hAnsi="Times New Roman"/>
-          <w:sz w:val="24"/>
-          <w:szCs w:val="24"/>
+          <w:b/>
+          <w:color w:val="000000"/>
+          <w:sz w:val="24"/>
         </w:rPr>
         <w:t>́</w:t>
       </w:r>
@@ -10546,279 +10755,6 @@
           <w:b/>
           <w:color w:val="000000"/>
           <w:sz w:val="24"/>
-          <w:szCs w:val="24"/>
-        </w:rPr>
-        <w:t>споди.</w:t>
-      </w:r>
-    </w:p>
-    <w:p>
-      <w:pPr>
-        <w:spacing w:after="120"/>
-        <w:rPr>
-          <w:rFonts w:ascii="Times New Roman" w:hAnsi="Times New Roman"/>
-          <w:sz w:val="24"/>
-          <w:szCs w:val="24"/>
-        </w:rPr>
-      </w:pPr>
-      <w:r>
-        <w:rPr>
-          <w:rFonts w:ascii="Times New Roman" w:hAnsi="Times New Roman"/>
-          <w:b/>
-          <w:color w:val="000000"/>
-          <w:sz w:val="24"/>
-          <w:szCs w:val="24"/>
-        </w:rPr>
-        <w:t>Неха</w:t>
-      </w:r>
-      <w:r>
-        <w:rPr>
-          <w:rFonts w:ascii="Times New Roman" w:hAnsi="Times New Roman"/>
-          <w:sz w:val="24"/>
-          <w:szCs w:val="24"/>
-        </w:rPr>
-        <w:t>́</w:t>
-      </w:r>
-      <w:r>
-        <w:rPr>
-          <w:rFonts w:ascii="Times New Roman" w:hAnsi="Times New Roman"/>
-          <w:b/>
-          <w:color w:val="000000"/>
-          <w:sz w:val="24"/>
-          <w:szCs w:val="24"/>
-        </w:rPr>
-        <w:t>й піднесе</w:t>
-      </w:r>
-      <w:r>
-        <w:rPr>
-          <w:rFonts w:ascii="Times New Roman" w:hAnsi="Times New Roman"/>
-          <w:sz w:val="24"/>
-          <w:szCs w:val="24"/>
-        </w:rPr>
-        <w:t>́</w:t>
-      </w:r>
-      <w:r>
-        <w:rPr>
-          <w:rFonts w:ascii="Times New Roman" w:hAnsi="Times New Roman"/>
-          <w:b/>
-          <w:color w:val="000000"/>
-          <w:sz w:val="24"/>
-          <w:szCs w:val="24"/>
-        </w:rPr>
-        <w:t>ться моли</w:t>
-      </w:r>
-      <w:r>
-        <w:rPr>
-          <w:rFonts w:ascii="Times New Roman" w:hAnsi="Times New Roman"/>
-          <w:sz w:val="24"/>
-          <w:szCs w:val="24"/>
-        </w:rPr>
-        <w:t>́</w:t>
-      </w:r>
-      <w:r>
-        <w:rPr>
-          <w:rFonts w:ascii="Times New Roman" w:hAnsi="Times New Roman"/>
-          <w:b/>
-          <w:color w:val="000000"/>
-          <w:sz w:val="24"/>
-          <w:szCs w:val="24"/>
-        </w:rPr>
-        <w:t>тва моя</w:t>
-      </w:r>
-      <w:r>
-        <w:rPr>
-          <w:rFonts w:ascii="Times New Roman" w:hAnsi="Times New Roman"/>
-          <w:sz w:val="24"/>
-          <w:szCs w:val="24"/>
-        </w:rPr>
-        <w:t>́</w:t>
-      </w:r>
-      <w:r>
-        <w:rPr>
-          <w:rFonts w:ascii="Times New Roman" w:hAnsi="Times New Roman"/>
-          <w:b/>
-          <w:color w:val="000000"/>
-          <w:sz w:val="24"/>
-          <w:szCs w:val="24"/>
-        </w:rPr>
-        <w:t>,* мов кади</w:t>
-      </w:r>
-      <w:r>
-        <w:rPr>
-          <w:rFonts w:ascii="Times New Roman" w:hAnsi="Times New Roman"/>
-          <w:sz w:val="24"/>
-          <w:szCs w:val="24"/>
-        </w:rPr>
-        <w:t>́</w:t>
-      </w:r>
-      <w:r>
-        <w:rPr>
-          <w:rFonts w:ascii="Times New Roman" w:hAnsi="Times New Roman"/>
-          <w:b/>
-          <w:color w:val="000000"/>
-          <w:sz w:val="24"/>
-          <w:szCs w:val="24"/>
-        </w:rPr>
-        <w:t>ло пе</w:t>
-      </w:r>
-      <w:r>
-        <w:rPr>
-          <w:rFonts w:ascii="Times New Roman" w:hAnsi="Times New Roman"/>
-          <w:sz w:val="24"/>
-          <w:szCs w:val="24"/>
-        </w:rPr>
-        <w:t>́</w:t>
-      </w:r>
-      <w:r>
-        <w:rPr>
-          <w:rFonts w:ascii="Times New Roman" w:hAnsi="Times New Roman"/>
-          <w:b/>
-          <w:color w:val="000000"/>
-          <w:sz w:val="24"/>
-          <w:szCs w:val="24"/>
-        </w:rPr>
-        <w:t>ред Тобо</w:t>
-      </w:r>
-      <w:r>
-        <w:rPr>
-          <w:rFonts w:ascii="Times New Roman" w:hAnsi="Times New Roman"/>
-          <w:sz w:val="24"/>
-          <w:szCs w:val="24"/>
-        </w:rPr>
-        <w:t>́</w:t>
-      </w:r>
-      <w:r>
-        <w:rPr>
-          <w:rFonts w:ascii="Times New Roman" w:hAnsi="Times New Roman"/>
-          <w:b/>
-          <w:color w:val="000000"/>
-          <w:sz w:val="24"/>
-          <w:szCs w:val="24"/>
-        </w:rPr>
-        <w:t>ю;* підно</w:t>
-      </w:r>
-      <w:r>
-        <w:rPr>
-          <w:rFonts w:ascii="Times New Roman" w:hAnsi="Times New Roman"/>
-          <w:sz w:val="24"/>
-          <w:szCs w:val="24"/>
-        </w:rPr>
-        <w:t>́</w:t>
-      </w:r>
-      <w:r>
-        <w:rPr>
-          <w:rFonts w:ascii="Times New Roman" w:hAnsi="Times New Roman"/>
-          <w:b/>
-          <w:color w:val="000000"/>
-          <w:sz w:val="24"/>
-          <w:szCs w:val="24"/>
-        </w:rPr>
-        <w:t>шення рук мої</w:t>
-      </w:r>
-      <w:r>
-        <w:rPr>
-          <w:rFonts w:ascii="Times New Roman" w:hAnsi="Times New Roman"/>
-          <w:sz w:val="24"/>
-          <w:szCs w:val="24"/>
-        </w:rPr>
-        <w:t>́</w:t>
-      </w:r>
-      <w:r>
-        <w:rPr>
-          <w:rFonts w:ascii="Times New Roman" w:hAnsi="Times New Roman"/>
-          <w:b/>
-          <w:color w:val="000000"/>
-          <w:sz w:val="24"/>
-          <w:szCs w:val="24"/>
-        </w:rPr>
-        <w:t>х,* як же</w:t>
-      </w:r>
-      <w:r>
-        <w:rPr>
-          <w:rFonts w:ascii="Times New Roman" w:hAnsi="Times New Roman"/>
-          <w:sz w:val="24"/>
-          <w:szCs w:val="24"/>
-        </w:rPr>
-        <w:t>́</w:t>
-      </w:r>
-      <w:r>
-        <w:rPr>
-          <w:rFonts w:ascii="Times New Roman" w:hAnsi="Times New Roman"/>
-          <w:b/>
-          <w:color w:val="000000"/>
-          <w:sz w:val="24"/>
-          <w:szCs w:val="24"/>
-        </w:rPr>
-        <w:t>ртва вечі</w:t>
-      </w:r>
-      <w:r>
-        <w:rPr>
-          <w:rFonts w:ascii="Times New Roman" w:hAnsi="Times New Roman"/>
-          <w:sz w:val="24"/>
-          <w:szCs w:val="24"/>
-        </w:rPr>
-        <w:t>́</w:t>
-      </w:r>
-      <w:r>
-        <w:rPr>
-          <w:rFonts w:ascii="Times New Roman" w:hAnsi="Times New Roman"/>
-          <w:b/>
-          <w:color w:val="000000"/>
-          <w:sz w:val="24"/>
-          <w:szCs w:val="24"/>
-        </w:rPr>
-        <w:t>рня.* Ви</w:t>
-      </w:r>
-      <w:r>
-        <w:rPr>
-          <w:rFonts w:ascii="Times New Roman" w:hAnsi="Times New Roman"/>
-          <w:sz w:val="24"/>
-          <w:szCs w:val="24"/>
-        </w:rPr>
-        <w:t>́</w:t>
-      </w:r>
-      <w:r>
-        <w:rPr>
-          <w:rFonts w:ascii="Times New Roman" w:hAnsi="Times New Roman"/>
-          <w:b/>
-          <w:color w:val="000000"/>
-          <w:sz w:val="24"/>
-          <w:szCs w:val="24"/>
-        </w:rPr>
-        <w:t>слухай мене</w:t>
-      </w:r>
-      <w:r>
-        <w:rPr>
-          <w:rFonts w:ascii="Times New Roman" w:hAnsi="Times New Roman"/>
-          <w:sz w:val="24"/>
-          <w:szCs w:val="24"/>
-        </w:rPr>
-        <w:t>́</w:t>
-      </w:r>
-      <w:r>
-        <w:rPr>
-          <w:rFonts w:ascii="Times New Roman" w:hAnsi="Times New Roman"/>
-          <w:b/>
-          <w:color w:val="000000"/>
-          <w:sz w:val="24"/>
-          <w:szCs w:val="24"/>
-        </w:rPr>
-        <w:t>, Го</w:t>
-      </w:r>
-      <w:r>
-        <w:rPr>
-          <w:rFonts w:ascii="Times New Roman" w:hAnsi="Times New Roman"/>
-          <w:sz w:val="24"/>
-          <w:szCs w:val="24"/>
-        </w:rPr>
-        <w:t>́</w:t>
-      </w:r>
-      <w:r>
-        <w:rPr>
-          <w:rFonts w:ascii="Times New Roman" w:hAnsi="Times New Roman"/>
-          <w:b/>
-          <w:color w:val="000000"/>
-          <w:sz w:val="24"/>
-          <w:szCs w:val="24"/>
         </w:rPr>
         <w:t>споди.</w:t>
       </w:r>

--- a/flow/20230914_vu_template/drafts/2024-11-u/07-ЧТ-33_Мілетині.docx
+++ b/flow/20230914_vu_template/drafts/2024-11-u/07-ЧТ-33_Мілетині.docx
@@ -1901,9 +1901,8 @@
         <w:rPr>
           <w:rFonts w:ascii="Times New Roman" w:hAnsi="Times New Roman"/>
           <w:i/>
-          <w:color w:val="FF0000"/>
-          <w:sz w:val="24"/>
-          <w:szCs w:val="24"/>
+          <w:color w:val="FF4400"/>
+          <w:sz w:val="24"/>
         </w:rPr>
         <w:t>Священник:</w:t>
       </w:r>
@@ -1911,7 +1910,6 @@
         <w:rPr>
           <w:rFonts w:ascii="Times New Roman" w:hAnsi="Times New Roman"/>
           <w:sz w:val="24"/>
-          <w:szCs w:val="24"/>
         </w:rPr>
         <w:t xml:space="preserve"> Бо Твоє є царство, і сила, і слава, Отця, і Сина, і Святого Духа, нині, і повсякчас, і на віки віків.</w:t>
       </w:r>
@@ -10016,7 +10014,6 @@
           <w:i/>
           <w:color w:val="FF4400"/>
           <w:sz w:val="24"/>
-          <w:szCs w:val="24"/>
         </w:rPr>
         <w:t>Священник:</w:t>
       </w:r>
@@ -10024,17 +10021,8 @@
         <w:rPr>
           <w:rFonts w:ascii="Times New Roman" w:hAnsi="Times New Roman"/>
           <w:sz w:val="24"/>
-          <w:szCs w:val="24"/>
-        </w:rPr>
-        <w:t xml:space="preserve"> Бо Тобі належить усяка слава, честь і пок</w:t>
-      </w:r>
-      <w:r>
-        <w:rPr>
-          <w:rFonts w:ascii="Times New Roman" w:hAnsi="Times New Roman"/>
-          <w:sz w:val="24"/>
-          <w:szCs w:val="24"/>
-        </w:rPr>
-        <w:t>лоніння, Отцю, і Сину, і Святому Духові, нині, і повсякчас, і на віки віків.</w:t>
+        </w:rPr>
+        <w:t xml:space="preserve"> Бо Тобі належить усяка слава, честь і поклоніння, Отцю, і Сину, і Святому Духові, нині, і повсякчас, і на віки віків.</w:t>
       </w:r>
     </w:p>
     <w:p>
@@ -16030,7 +16018,7 @@
           <w:sz w:val="24"/>
           <w:szCs w:val="24"/>
         </w:rPr>
-        <w:t>Блаженний Лазарю! Ти поклав за основу чеснот* зречення з похітливости давнього людинаа* і направду зодягнувся у Христа.* Тому й засоромив ти, Преподобний, баг</w:t>
+        <w:t>Блаженний Лазарю! Ти поклав за основу чеснот* зречення з похітливости давньої людини* і направду зодягнувся у Христа.* Тому й засоромив ти, Преподобний, баг</w:t>
       </w:r>
       <w:r>
         <w:rPr>
@@ -21893,9 +21881,8 @@
         <w:rPr>
           <w:rFonts w:ascii="Times New Roman" w:hAnsi="Times New Roman"/>
           <w:i/>
-          <w:color w:val="FF0000"/>
-          <w:sz w:val="24"/>
-          <w:szCs w:val="24"/>
+          <w:color w:val="FF4400"/>
+          <w:sz w:val="24"/>
         </w:rPr>
         <w:t>Священник:</w:t>
       </w:r>
@@ -21903,7 +21890,6 @@
         <w:rPr>
           <w:rFonts w:ascii="Times New Roman" w:hAnsi="Times New Roman"/>
           <w:sz w:val="24"/>
-          <w:szCs w:val="24"/>
         </w:rPr>
         <w:t xml:space="preserve"> Бо Твоє є царство, і сила, і слава, Отця, і Сина, і Святого Духа, нині, і повсякчас, і на віки віків.</w:t>
       </w:r>
@@ -22500,25 +22486,15 @@
           <w:i/>
           <w:color w:val="FF4400"/>
           <w:sz w:val="24"/>
-          <w:szCs w:val="24"/>
-        </w:rPr>
-        <w:t xml:space="preserve">Священник: </w:t>
-      </w:r>
-      <w:r>
-        <w:rPr>
-          <w:rFonts w:ascii="Times New Roman" w:hAnsi="Times New Roman"/>
-          <w:sz w:val="24"/>
-          <w:szCs w:val="24"/>
-        </w:rPr>
-        <w:t>Бо милостивий і людинолюбний Бог єси, і Т</w:t>
-      </w:r>
-      <w:r>
-        <w:rPr>
-          <w:rFonts w:ascii="Times New Roman" w:hAnsi="Times New Roman"/>
-          <w:sz w:val="24"/>
-          <w:szCs w:val="24"/>
-        </w:rPr>
-        <w:t>обі славу возсилаємо, Отцю, і Сину, і Святому Духові, нині, і повсякчас, і на віки віків.</w:t>
+        </w:rPr>
+        <w:t>Священник:</w:t>
+      </w:r>
+      <w:r>
+        <w:rPr>
+          <w:rFonts w:ascii="Times New Roman" w:hAnsi="Times New Roman"/>
+          <w:sz w:val="24"/>
+        </w:rPr>
+        <w:t xml:space="preserve"> Бо милостивий і людинолюбний Бог єси, і Тобі славу возсилаємо, Отцю, і Сину, і Святому Духові, нині, і повсякчас, і на віки віків.</w:t>
       </w:r>
     </w:p>
     <w:p>
@@ -22639,19 +22615,47 @@
         <w:rPr>
           <w:rFonts w:ascii="Times New Roman" w:hAnsi="Times New Roman"/>
           <w:i/>
+          <w:color w:val="FF4400"/>
+          <w:sz w:val="24"/>
+        </w:rPr>
+        <w:t>Священник:</w:t>
+      </w:r>
+      <w:r>
+        <w:rPr>
+          <w:rFonts w:ascii="Times New Roman" w:hAnsi="Times New Roman"/>
+          <w:sz w:val="24"/>
+        </w:rPr>
+        <w:t xml:space="preserve"> Сла́ва Тобі́, Хри́сте Бо́же, упова́ння на́ше, сла́ва Тобі́!</w:t>
+      </w:r>
+    </w:p>
+    <w:p>
+      <w:pPr>
+        <w:pStyle w:val="Normal"/>
+        <w:spacing w:after="120"/>
+      </w:pPr>
+      <w:r>
+        <w:rPr>
+          <w:rFonts w:ascii="Times New Roman" w:hAnsi="Times New Roman"/>
+          <w:i/>
           <w:color w:val="FF0000"/>
           <w:sz w:val="24"/>
         </w:rPr>
-        <w:t>Священ</w:t>
-      </w:r>
-      <w:r>
-        <w:rPr>
-          <w:rFonts w:ascii="Times New Roman" w:hAnsi="Times New Roman"/>
-          <w:i/>
+        <w:t>Вірні:</w:t>
+      </w:r>
+      <w:r>
+        <w:rPr>
+          <w:rFonts w:ascii="Times New Roman" w:hAnsi="Times New Roman"/>
           <w:color w:val="FF0000"/>
           <w:sz w:val="24"/>
         </w:rPr>
-        <w:t>н</w:t>
+        <w:t xml:space="preserve"> </w:t>
+      </w:r>
+      <w:r>
+        <w:rPr>
+          <w:rFonts w:ascii="Times New Roman" w:hAnsi="Times New Roman"/>
+          <w:sz w:val="24"/>
+        </w:rPr>
+        <w:t xml:space="preserve">Сла́ва Отцю́, і Си́ну, і Свято́му Ду́хові, і ни́ні, і повсякча́с, і на ві́ки вікі́в. Амі́нь. Го́споди, поми́луй. </w:t>
       </w:r>
       <w:r>
         <w:rPr>
@@ -22660,60 +22664,6 @@
           <w:color w:val="FF0000"/>
           <w:sz w:val="24"/>
         </w:rPr>
-        <w:t>ик:</w:t>
-      </w:r>
-      <w:r>
-        <w:rPr>
-          <w:rFonts w:ascii="Times New Roman" w:hAnsi="Times New Roman"/>
-          <w:color w:val="FF0000"/>
-          <w:sz w:val="24"/>
-        </w:rPr>
-        <w:t xml:space="preserve"> </w:t>
-      </w:r>
-      <w:r>
-        <w:rPr>
-          <w:rFonts w:ascii="Times New Roman" w:hAnsi="Times New Roman"/>
-          <w:sz w:val="24"/>
-        </w:rPr>
-        <w:t>Сла́ва Тобі́, Хри́сте Бо́же, упова́ння на́ше, сла́ва Тобі́!</w:t>
-      </w:r>
-    </w:p>
-    <w:p>
-      <w:pPr>
-        <w:pStyle w:val="Normal"/>
-        <w:spacing w:after="120"/>
-      </w:pPr>
-      <w:r>
-        <w:rPr>
-          <w:rFonts w:ascii="Times New Roman" w:hAnsi="Times New Roman"/>
-          <w:i/>
-          <w:color w:val="FF0000"/>
-          <w:sz w:val="24"/>
-        </w:rPr>
-        <w:t>Вірні:</w:t>
-      </w:r>
-      <w:r>
-        <w:rPr>
-          <w:rFonts w:ascii="Times New Roman" w:hAnsi="Times New Roman"/>
-          <w:color w:val="FF0000"/>
-          <w:sz w:val="24"/>
-        </w:rPr>
-        <w:t xml:space="preserve"> </w:t>
-      </w:r>
-      <w:r>
-        <w:rPr>
-          <w:rFonts w:ascii="Times New Roman" w:hAnsi="Times New Roman"/>
-          <w:sz w:val="24"/>
-        </w:rPr>
-        <w:t xml:space="preserve">Сла́ва Отцю́, і Си́ну, і Свято́му Ду́хові, і ни́ні, і повсякча́с, і на ві́ки вікі́в. Амі́нь. Го́споди, поми́луй. </w:t>
-      </w:r>
-      <w:r>
-        <w:rPr>
-          <w:rFonts w:ascii="Times New Roman" w:hAnsi="Times New Roman"/>
-          <w:i/>
-          <w:color w:val="FF0000"/>
-          <w:sz w:val="24"/>
-        </w:rPr>
         <w:t>(3 р.)</w:t>
       </w:r>
       <w:r>
@@ -22727,84 +22677,38 @@
     <w:p>
       <w:pPr>
         <w:spacing w:after="120"/>
-        <w:jc w:val="both"/>
-        <w:rPr>
-          <w:rFonts w:ascii="Times New Roman" w:hAnsi="Times New Roman"/>
-          <w:sz w:val="24"/>
-          <w:szCs w:val="24"/>
-        </w:rPr>
-      </w:pPr>
-      <w:r>
-        <w:rPr>
-          <w:rFonts w:ascii="Times New Roman" w:hAnsi="Times New Roman"/>
-          <w:i/>
-          <w:color w:val="FF0000"/>
-          <w:sz w:val="24"/>
-          <w:szCs w:val="24"/>
-        </w:rPr>
-        <w:t>Священик:</w:t>
-      </w:r>
-      <w:r>
-        <w:rPr>
-          <w:rFonts w:ascii="Times New Roman" w:hAnsi="Times New Roman"/>
-          <w:color w:val="FF0000"/>
-          <w:sz w:val="24"/>
-          <w:szCs w:val="24"/>
-        </w:rPr>
-        <w:t xml:space="preserve"> </w:t>
-      </w:r>
-      <w:r>
-        <w:rPr>
-          <w:rFonts w:ascii="Times New Roman" w:hAnsi="Times New Roman"/>
-          <w:sz w:val="24"/>
-          <w:szCs w:val="24"/>
-        </w:rPr>
-        <w:t>Христос, істинний Бог наш, молитвами пречистої своєї Матері, святих, славних і всехвальних апостолів, святого отця нашого Миколая, архиєпископа Мирлікійського, чудотворця, і святого (</w:t>
-      </w:r>
-      <w:r>
-        <w:rPr>
-          <w:rFonts w:ascii="Times New Roman" w:hAnsi="Times New Roman"/>
-          <w:i/>
-          <w:color w:val="FF0000"/>
-          <w:sz w:val="24"/>
-          <w:szCs w:val="24"/>
-        </w:rPr>
-        <w:t>і</w:t>
-      </w:r>
-      <w:r>
-        <w:rPr>
-          <w:rFonts w:ascii="Times New Roman" w:hAnsi="Times New Roman"/>
-          <w:i/>
-          <w:color w:val="FF0000"/>
-          <w:sz w:val="24"/>
-          <w:szCs w:val="24"/>
-        </w:rPr>
-        <w:t>м'я, якого є храм</w:t>
-      </w:r>
-      <w:r>
-        <w:rPr>
-          <w:rFonts w:ascii="Times New Roman" w:hAnsi="Times New Roman"/>
-          <w:sz w:val="24"/>
-          <w:szCs w:val="24"/>
-        </w:rPr>
-        <w:t xml:space="preserve">), і святого </w:t>
-      </w:r>
-      <w:r>
-        <w:rPr>
-          <w:rFonts w:ascii="Times New Roman" w:hAnsi="Times New Roman"/>
-          <w:color w:val="000000"/>
-          <w:sz w:val="24"/>
-          <w:szCs w:val="24"/>
-        </w:rPr>
-        <w:t>тридцять трьох мучеників, що в Мелітині, і преподобного отця нашого чудотворця Лазаря, що постив на Галисійській горі</w:t>
-      </w:r>
-      <w:r>
-        <w:rPr>
-          <w:rFonts w:ascii="Times New Roman" w:hAnsi="Times New Roman"/>
-          <w:sz w:val="24"/>
-          <w:szCs w:val="24"/>
-        </w:rPr>
-        <w:t>, і всіх святих, помилує і спасе нас, як благий і людинолюбний.</w:t>
+      </w:pPr>
+      <w:r>
+        <w:rPr>
+          <w:rFonts w:ascii="Times New Roman" w:hAnsi="Times New Roman"/>
+          <w:i/>
+          <w:color w:val="FF4400"/>
+          <w:sz w:val="24"/>
+        </w:rPr>
+        <w:t>Священник:</w:t>
+      </w:r>
+      <w:r>
+        <w:rPr>
+          <w:rFonts w:ascii="Times New Roman" w:hAnsi="Times New Roman"/>
+          <w:sz w:val="24"/>
+        </w:rPr>
+        <w:t xml:space="preserve"> Христос, істинний Бог наш - молитвами пречистої Своєї Матері, святих славних і всехвальних апостолів, святого отця нашого Миколая, архиєпископа Мир Ликійських, чудотворця, і святого, </w:t>
+      </w:r>
+      <w:r>
+        <w:rPr>
+          <w:rFonts w:ascii="Times New Roman" w:hAnsi="Times New Roman"/>
+          <w:i/>
+          <w:color w:val="FF4400"/>
+          <w:sz w:val="24"/>
+        </w:rPr>
+        <w:t>якого є храм</w:t>
+      </w:r>
+      <w:r>
+        <w:rPr>
+          <w:rFonts w:ascii="Times New Roman" w:hAnsi="Times New Roman"/>
+          <w:sz w:val="24"/>
+        </w:rPr>
+        <w:t>, і святих тридцяти трьох мучеників, що в Мелітині, преподобного отця нашого і чудотворця Лазаря, що постив на Галисійській горі, і всіх святих - помилує і спасе нас як благий і людинолюбний.</w:t>
       </w:r>
     </w:p>
     <w:p>
@@ -26992,7 +26896,6 @@
           <w:i/>
           <w:color w:val="FF4400"/>
           <w:sz w:val="24"/>
-          <w:szCs w:val="24"/>
         </w:rPr>
         <w:t>Священник:</w:t>
       </w:r>
@@ -27000,17 +26903,8 @@
         <w:rPr>
           <w:rFonts w:ascii="Times New Roman" w:hAnsi="Times New Roman"/>
           <w:sz w:val="24"/>
-          <w:szCs w:val="24"/>
-        </w:rPr>
-        <w:t xml:space="preserve"> Бо Тобі належить усяка слава, честь і поклоніння, Отцю, і Сину, і С</w:t>
-      </w:r>
-      <w:r>
-        <w:rPr>
-          <w:rFonts w:ascii="Times New Roman" w:hAnsi="Times New Roman"/>
-          <w:sz w:val="24"/>
-          <w:szCs w:val="24"/>
-        </w:rPr>
-        <w:t>вятому Духові, нині, і повсякчас, і на віки віків.</w:t>
+        </w:rPr>
+        <w:t xml:space="preserve"> Бо Тобі належить усяка слава, честь і поклоніння, Отцю, і Сину, і Святому Духові, нині, і повсякчас, і на віки віків.</w:t>
       </w:r>
     </w:p>
     <w:p>
@@ -27708,27 +27602,15 @@
           <w:i/>
           <w:color w:val="FF4400"/>
           <w:sz w:val="24"/>
-          <w:szCs w:val="24"/>
         </w:rPr>
         <w:t>Священник:</w:t>
       </w:r>
       <w:r>
         <w:rPr>
           <w:rFonts w:ascii="Times New Roman" w:hAnsi="Times New Roman"/>
-          <w:color w:val="000000"/>
-          <w:sz w:val="24"/>
-          <w:szCs w:val="24"/>
-        </w:rPr>
-        <w:t xml:space="preserve"> Бо Твоя є влада і Твоє </w:t>
-      </w:r>
-      <w:r>
-        <w:rPr>
-          <w:rFonts w:ascii="Times New Roman" w:hAnsi="Times New Roman"/>
-          <w:color w:val="000000"/>
-          <w:sz w:val="24"/>
-          <w:szCs w:val="24"/>
-        </w:rPr>
-        <w:t>є царство, і сила, і слава, Отця, і Сина, і Святого Духа, нині, і повсякчас, і на віки віків.</w:t>
+          <w:sz w:val="24"/>
+        </w:rPr>
+        <w:t xml:space="preserve"> Бо Твоя є влада і Твоє є царство, і сила, і слава, Отця, і Сина, і Святого Духа, нині, і повсякчас, і на віки віків.</w:t>
       </w:r>
     </w:p>
     <w:p>
@@ -28103,16 +27985,13 @@
           <w:i/>
           <w:color w:val="FF4400"/>
           <w:sz w:val="24"/>
-          <w:szCs w:val="24"/>
         </w:rPr>
         <w:t>Священник:</w:t>
       </w:r>
       <w:r>
         <w:rPr>
           <w:rFonts w:ascii="Times New Roman" w:hAnsi="Times New Roman"/>
-          <w:color w:val="000000"/>
-          <w:sz w:val="24"/>
-          <w:szCs w:val="24"/>
+          <w:sz w:val="24"/>
         </w:rPr>
         <w:t xml:space="preserve"> Бо Ти благий і людинолюбний Бог – і Тобі славу возсилаємо, Отцю, і Сину, і Святому Духові, нині, і повсякчас, і на віки віків.</w:t>
       </w:r>
@@ -29659,36 +29538,17 @@
         <w:rPr>
           <w:rFonts w:ascii="Times New Roman" w:hAnsi="Times New Roman"/>
           <w:i/>
-          <w:color w:val="FF0000"/>
-          <w:sz w:val="24"/>
-          <w:szCs w:val="24"/>
-        </w:rPr>
-        <w:t xml:space="preserve">Священник: </w:t>
-      </w:r>
-      <w:r>
-        <w:rPr>
-          <w:rFonts w:ascii="Times New Roman" w:hAnsi="Times New Roman"/>
-          <w:color w:val="000000"/>
-          <w:sz w:val="24"/>
-          <w:szCs w:val="24"/>
-        </w:rPr>
-        <w:t>Бо Ти Бог наш і Тобі славу возсилаємо: Отцю, і Сину, і Святому Духові</w:t>
-      </w:r>
-      <w:r>
-        <w:rPr>
-          <w:rFonts w:ascii="Times New Roman" w:hAnsi="Times New Roman"/>
-          <w:sz w:val="24"/>
-          <w:szCs w:val="24"/>
-        </w:rPr>
-        <w:t>, нині, і повс</w:t>
-      </w:r>
-      <w:r>
-        <w:rPr>
-          <w:rFonts w:ascii="Times New Roman" w:hAnsi="Times New Roman"/>
-          <w:sz w:val="24"/>
-          <w:szCs w:val="24"/>
-        </w:rPr>
-        <w:t>якчас, і на віки віків.</w:t>
+          <w:color w:val="FF4400"/>
+          <w:sz w:val="24"/>
+        </w:rPr>
+        <w:t>Священник:</w:t>
+      </w:r>
+      <w:r>
+        <w:rPr>
+          <w:rFonts w:ascii="Times New Roman" w:hAnsi="Times New Roman"/>
+          <w:sz w:val="24"/>
+        </w:rPr>
+        <w:t xml:space="preserve"> Бо Ти Бог наш і Тобі славу возсилаємо: Отцю, і Сину, і Святому Духові, нині, і повсякчас, і на віки віків.</w:t>
       </w:r>
     </w:p>
     <w:p>
@@ -30865,28 +30725,17 @@
         <w:rPr>
           <w:rFonts w:ascii="Times New Roman" w:hAnsi="Times New Roman"/>
           <w:i/>
-          <w:color w:val="FF0000"/>
-          <w:sz w:val="24"/>
-          <w:szCs w:val="24"/>
-        </w:rPr>
-        <w:t xml:space="preserve">Священник: </w:t>
-      </w:r>
-      <w:r>
-        <w:rPr>
-          <w:rFonts w:ascii="Times New Roman" w:hAnsi="Times New Roman"/>
-          <w:color w:val="000000"/>
-          <w:sz w:val="24"/>
-          <w:szCs w:val="24"/>
-        </w:rPr>
-        <w:t>Бо Ти цар миру і Спас душ наших – і Тобі славу возсилаємо, Отцю, і Сину, і Святому Духові</w:t>
-      </w:r>
-      <w:r>
-        <w:rPr>
-          <w:rFonts w:ascii="Times New Roman" w:hAnsi="Times New Roman"/>
-          <w:sz w:val="24"/>
-          <w:szCs w:val="24"/>
-        </w:rPr>
-        <w:t>, нині, і повсякчас, і на віки віків.</w:t>
+          <w:color w:val="FF4400"/>
+          <w:sz w:val="24"/>
+        </w:rPr>
+        <w:t>Священник:</w:t>
+      </w:r>
+      <w:r>
+        <w:rPr>
+          <w:rFonts w:ascii="Times New Roman" w:hAnsi="Times New Roman"/>
+          <w:sz w:val="24"/>
+        </w:rPr>
+        <w:t xml:space="preserve"> Бо Ти цар миру і Спас душ наших – і Тобі славу возсилаємо, Отцю, і Сину, і Святому Духові, нині, і повсякчас, і на віки віків.</w:t>
       </w:r>
     </w:p>
     <w:p>
@@ -34652,44 +34501,15 @@
           <w:i/>
           <w:color w:val="FF4400"/>
           <w:sz w:val="24"/>
-          <w:szCs w:val="24"/>
-        </w:rPr>
-        <w:t xml:space="preserve">Священник: </w:t>
-      </w:r>
-      <w:r>
-        <w:rPr>
-          <w:rFonts w:ascii="Times New Roman" w:hAnsi="Times New Roman"/>
-          <w:color w:val="000000"/>
-          <w:sz w:val="24"/>
-          <w:szCs w:val="24"/>
-        </w:rPr>
-        <w:t>Бо до Тебе належить милувати і спасати</w:t>
-      </w:r>
-      <w:r>
-        <w:rPr>
-          <w:rFonts w:ascii="Times New Roman" w:hAnsi="Times New Roman"/>
-          <w:color w:val="000000"/>
-          <w:sz w:val="24"/>
-          <w:szCs w:val="24"/>
-        </w:rPr>
-        <w:t xml:space="preserve"> нас, Боже наш, і Тобі славу </w:t>
-      </w:r>
-      <w:r>
-        <w:rPr>
-          <w:rFonts w:ascii="Times New Roman" w:hAnsi="Times New Roman"/>
-          <w:sz w:val="24"/>
-          <w:szCs w:val="24"/>
-        </w:rPr>
-        <w:t>возсилаємо</w:t>
-      </w:r>
-      <w:r>
-        <w:rPr>
-          <w:rFonts w:ascii="Times New Roman" w:hAnsi="Times New Roman"/>
-          <w:color w:val="000000"/>
-          <w:sz w:val="24"/>
-          <w:szCs w:val="24"/>
-        </w:rPr>
-        <w:t>, Отцю, і Сину, і Святому Духові, нині, і повсякчас, і на віки віків.</w:t>
+        </w:rPr>
+        <w:t>Священник:</w:t>
+      </w:r>
+      <w:r>
+        <w:rPr>
+          <w:rFonts w:ascii="Times New Roman" w:hAnsi="Times New Roman"/>
+          <w:sz w:val="24"/>
+        </w:rPr>
+        <w:t xml:space="preserve"> Бо до Тебе належить милувати і спасати нас, Боже наш, і Тобі славу возсилаємо, Отцю, і Сину, і Святому Духові, нині, і повсякчас, і на віки віків.</w:t>
       </w:r>
     </w:p>
     <w:p>
@@ -36745,9 +36565,8 @@
         <w:rPr>
           <w:rFonts w:ascii="Times New Roman" w:hAnsi="Times New Roman"/>
           <w:i/>
-          <w:color w:val="FF0000"/>
-          <w:sz w:val="24"/>
-          <w:szCs w:val="24"/>
+          <w:color w:val="FF4400"/>
+          <w:sz w:val="24"/>
         </w:rPr>
         <w:t>Священник:</w:t>
       </w:r>
@@ -36755,17 +36574,8 @@
         <w:rPr>
           <w:rFonts w:ascii="Times New Roman" w:hAnsi="Times New Roman"/>
           <w:sz w:val="24"/>
-          <w:szCs w:val="24"/>
-        </w:rPr>
-        <w:t xml:space="preserve"> Бо Твоє є царство, і сила, і слава, Отця, і Сина, і Святого</w:t>
-      </w:r>
-      <w:r>
-        <w:rPr>
-          <w:rFonts w:ascii="Times New Roman" w:hAnsi="Times New Roman"/>
-          <w:sz w:val="24"/>
-          <w:szCs w:val="24"/>
-        </w:rPr>
-        <w:t xml:space="preserve"> Духа, нині, і повсякчас, і на віки віків.</w:t>
+        </w:rPr>
+        <w:t xml:space="preserve"> Бо Твоє є царство, і сила, і слава, Отця, і Сина, і Святого Духа, нині, і повсякчас, і на віки віків.</w:t>
       </w:r>
     </w:p>
     <w:p>
@@ -37331,25 +37141,15 @@
           <w:i/>
           <w:color w:val="FF4400"/>
           <w:sz w:val="24"/>
-          <w:szCs w:val="24"/>
-        </w:rPr>
-        <w:t xml:space="preserve">Священник: </w:t>
-      </w:r>
-      <w:r>
-        <w:rPr>
-          <w:rFonts w:ascii="Times New Roman" w:hAnsi="Times New Roman"/>
-          <w:sz w:val="24"/>
-          <w:szCs w:val="24"/>
-        </w:rPr>
-        <w:t>Бо милостивий і людинолюбний Бог єси, і Тобі славу возсилаємо, Отцю, і Сину, і Св</w:t>
-      </w:r>
-      <w:r>
-        <w:rPr>
-          <w:rFonts w:ascii="Times New Roman" w:hAnsi="Times New Roman"/>
-          <w:sz w:val="24"/>
-          <w:szCs w:val="24"/>
-        </w:rPr>
-        <w:t>ятому Духові, нині, і повсякчас, і на віки віків.</w:t>
+        </w:rPr>
+        <w:t>Священник:</w:t>
+      </w:r>
+      <w:r>
+        <w:rPr>
+          <w:rFonts w:ascii="Times New Roman" w:hAnsi="Times New Roman"/>
+          <w:sz w:val="24"/>
+        </w:rPr>
+        <w:t xml:space="preserve"> Бо милостивий і людинолюбний Бог єси, і Тобі славу возсилаємо, Отцю, і Сину, і Святому Духові, нині, і повсякчас, і на віки віків.</w:t>
       </w:r>
     </w:p>
     <w:p>
@@ -37471,19 +37271,47 @@
         <w:rPr>
           <w:rFonts w:ascii="Times New Roman" w:hAnsi="Times New Roman"/>
           <w:i/>
+          <w:color w:val="FF4400"/>
+          <w:sz w:val="24"/>
+        </w:rPr>
+        <w:t>Священник:</w:t>
+      </w:r>
+      <w:r>
+        <w:rPr>
+          <w:rFonts w:ascii="Times New Roman" w:hAnsi="Times New Roman"/>
+          <w:sz w:val="24"/>
+        </w:rPr>
+        <w:t xml:space="preserve"> Сла́ва Тобі́, Хри́сте Бо́же, упова́ння на́ше, сла́ва Тобі́!</w:t>
+      </w:r>
+    </w:p>
+    <w:p>
+      <w:pPr>
+        <w:pStyle w:val="Normal"/>
+        <w:spacing w:after="120"/>
+      </w:pPr>
+      <w:r>
+        <w:rPr>
+          <w:rFonts w:ascii="Times New Roman" w:hAnsi="Times New Roman"/>
+          <w:i/>
           <w:color w:val="FF0000"/>
           <w:sz w:val="24"/>
         </w:rPr>
-        <w:t>Священ</w:t>
-      </w:r>
-      <w:r>
-        <w:rPr>
-          <w:rFonts w:ascii="Times New Roman" w:hAnsi="Times New Roman"/>
-          <w:i/>
+        <w:t>Вірні:</w:t>
+      </w:r>
+      <w:r>
+        <w:rPr>
+          <w:rFonts w:ascii="Times New Roman" w:hAnsi="Times New Roman"/>
           <w:color w:val="FF0000"/>
           <w:sz w:val="24"/>
         </w:rPr>
-        <w:t>н</w:t>
+        <w:t xml:space="preserve"> </w:t>
+      </w:r>
+      <w:r>
+        <w:rPr>
+          <w:rFonts w:ascii="Times New Roman" w:hAnsi="Times New Roman"/>
+          <w:sz w:val="24"/>
+        </w:rPr>
+        <w:t xml:space="preserve">Сла́ва Отцю́, і Си́ну, і Свято́му Ду́хові, і ни́ні, і повсякча́с, і на ві́ки вікі́в. Амі́нь. Го́споди, поми́луй. </w:t>
       </w:r>
       <w:r>
         <w:rPr>
@@ -37492,60 +37320,6 @@
           <w:color w:val="FF0000"/>
           <w:sz w:val="24"/>
         </w:rPr>
-        <w:t>ик:</w:t>
-      </w:r>
-      <w:r>
-        <w:rPr>
-          <w:rFonts w:ascii="Times New Roman" w:hAnsi="Times New Roman"/>
-          <w:color w:val="FF0000"/>
-          <w:sz w:val="24"/>
-        </w:rPr>
-        <w:t xml:space="preserve"> </w:t>
-      </w:r>
-      <w:r>
-        <w:rPr>
-          <w:rFonts w:ascii="Times New Roman" w:hAnsi="Times New Roman"/>
-          <w:sz w:val="24"/>
-        </w:rPr>
-        <w:t>Сла́ва Тобі́, Хри́сте Бо́же, упова́ння на́ше, сла́ва Тобі́!</w:t>
-      </w:r>
-    </w:p>
-    <w:p>
-      <w:pPr>
-        <w:pStyle w:val="Normal"/>
-        <w:spacing w:after="120"/>
-      </w:pPr>
-      <w:r>
-        <w:rPr>
-          <w:rFonts w:ascii="Times New Roman" w:hAnsi="Times New Roman"/>
-          <w:i/>
-          <w:color w:val="FF0000"/>
-          <w:sz w:val="24"/>
-        </w:rPr>
-        <w:t>Вірні:</w:t>
-      </w:r>
-      <w:r>
-        <w:rPr>
-          <w:rFonts w:ascii="Times New Roman" w:hAnsi="Times New Roman"/>
-          <w:color w:val="FF0000"/>
-          <w:sz w:val="24"/>
-        </w:rPr>
-        <w:t xml:space="preserve"> </w:t>
-      </w:r>
-      <w:r>
-        <w:rPr>
-          <w:rFonts w:ascii="Times New Roman" w:hAnsi="Times New Roman"/>
-          <w:sz w:val="24"/>
-        </w:rPr>
-        <w:t xml:space="preserve">Сла́ва Отцю́, і Си́ну, і Свято́му Ду́хові, і ни́ні, і повсякча́с, і на ві́ки вікі́в. Амі́нь. Го́споди, поми́луй. </w:t>
-      </w:r>
-      <w:r>
-        <w:rPr>
-          <w:rFonts w:ascii="Times New Roman" w:hAnsi="Times New Roman"/>
-          <w:i/>
-          <w:color w:val="FF0000"/>
-          <w:sz w:val="24"/>
-        </w:rPr>
         <w:t>(3 р.)</w:t>
       </w:r>
       <w:r>
@@ -37559,91 +37333,38 @@
     <w:p>
       <w:pPr>
         <w:spacing w:after="120"/>
-        <w:jc w:val="both"/>
-        <w:rPr>
-          <w:rFonts w:ascii="Times New Roman" w:hAnsi="Times New Roman"/>
-          <w:sz w:val="24"/>
-          <w:szCs w:val="24"/>
-        </w:rPr>
-      </w:pPr>
-      <w:r>
-        <w:rPr>
-          <w:rFonts w:ascii="Times New Roman" w:hAnsi="Times New Roman"/>
-          <w:i/>
-          <w:color w:val="FF0000"/>
-          <w:sz w:val="24"/>
-          <w:szCs w:val="24"/>
-        </w:rPr>
-        <w:t>Священик:</w:t>
-      </w:r>
-      <w:r>
-        <w:rPr>
-          <w:rFonts w:ascii="Times New Roman" w:hAnsi="Times New Roman"/>
-          <w:color w:val="FF0000"/>
-          <w:sz w:val="24"/>
-          <w:szCs w:val="24"/>
-        </w:rPr>
-        <w:t xml:space="preserve"> </w:t>
-      </w:r>
-      <w:r>
-        <w:rPr>
-          <w:rFonts w:ascii="Times New Roman" w:hAnsi="Times New Roman"/>
-          <w:sz w:val="24"/>
-          <w:szCs w:val="24"/>
-        </w:rPr>
-        <w:t xml:space="preserve">Христос, істинний Бог наш, молитвами пречистої своєї Матері, святих, </w:t>
-      </w:r>
-      <w:r>
-        <w:rPr>
-          <w:rFonts w:ascii="Times New Roman" w:hAnsi="Times New Roman"/>
-          <w:sz w:val="24"/>
-          <w:szCs w:val="24"/>
-        </w:rPr>
-        <w:t>славних і всехвальних апостолів, святого отця нашого Миколая, архиєпископа Мирлікійського, чудотворця, і святого (</w:t>
-      </w:r>
-      <w:r>
-        <w:rPr>
-          <w:rFonts w:ascii="Times New Roman" w:hAnsi="Times New Roman"/>
-          <w:i/>
-          <w:color w:val="FF0000"/>
-          <w:sz w:val="24"/>
-          <w:szCs w:val="24"/>
-        </w:rPr>
-        <w:t>ім'я, якого є храм</w:t>
-      </w:r>
-      <w:r>
-        <w:rPr>
-          <w:rFonts w:ascii="Times New Roman" w:hAnsi="Times New Roman"/>
-          <w:sz w:val="24"/>
-          <w:szCs w:val="24"/>
-        </w:rPr>
-        <w:t xml:space="preserve">), і святого </w:t>
-      </w:r>
-      <w:r>
-        <w:rPr>
-          <w:rFonts w:ascii="Times New Roman" w:hAnsi="Times New Roman"/>
-          <w:color w:val="000000"/>
-          <w:sz w:val="24"/>
-          <w:szCs w:val="24"/>
-        </w:rPr>
-        <w:t>тридцять трьох мучеників, що в Мелітині, і преподобного отця нашого чудотворця Лазаря, що постив на Галисійські</w:t>
-      </w:r>
-      <w:r>
-        <w:rPr>
-          <w:rFonts w:ascii="Times New Roman" w:hAnsi="Times New Roman"/>
-          <w:color w:val="000000"/>
-          <w:sz w:val="24"/>
-          <w:szCs w:val="24"/>
-        </w:rPr>
-        <w:t>й горі</w:t>
-      </w:r>
-      <w:r>
-        <w:rPr>
-          <w:rFonts w:ascii="Times New Roman" w:hAnsi="Times New Roman"/>
-          <w:sz w:val="24"/>
-          <w:szCs w:val="24"/>
-        </w:rPr>
-        <w:t>, і всіх святих, помилує і спасе нас, як благий і людинолюбний.</w:t>
+      </w:pPr>
+      <w:r>
+        <w:rPr>
+          <w:rFonts w:ascii="Times New Roman" w:hAnsi="Times New Roman"/>
+          <w:i/>
+          <w:color w:val="FF4400"/>
+          <w:sz w:val="24"/>
+        </w:rPr>
+        <w:t>Священник:</w:t>
+      </w:r>
+      <w:r>
+        <w:rPr>
+          <w:rFonts w:ascii="Times New Roman" w:hAnsi="Times New Roman"/>
+          <w:sz w:val="24"/>
+        </w:rPr>
+        <w:t xml:space="preserve"> Христос, істинний Бог наш - молитвами пречистої Своєї Матері, святих славних і всехвальних апостолів, святого отця нашого Миколая, архиєпископа Мир Ликійських, чудотворця, і святого, </w:t>
+      </w:r>
+      <w:r>
+        <w:rPr>
+          <w:rFonts w:ascii="Times New Roman" w:hAnsi="Times New Roman"/>
+          <w:i/>
+          <w:color w:val="FF4400"/>
+          <w:sz w:val="24"/>
+        </w:rPr>
+        <w:t>якого є храм</w:t>
+      </w:r>
+      <w:r>
+        <w:rPr>
+          <w:rFonts w:ascii="Times New Roman" w:hAnsi="Times New Roman"/>
+          <w:sz w:val="24"/>
+        </w:rPr>
+        <w:t>, і святих тридцяти трьох мучеників, що в Мелітині, преподобного отця нашого і чудотворця Лазаря, що постив на Галисійській горі, і всіх святих - помилує і спасе нас як благий і людинолюбний.</w:t>
       </w:r>
     </w:p>
     <w:p>
